--- a/Proyecto integrador/Explicación de los metodos principales/Actividad 5.1 Programa en python con explicación del procedimiento general_RobertoCahuare_SIM_5ISCM.docx
+++ b/Proyecto integrador/Explicación de los metodos principales/Actividad 5.1 Programa en python con explicación del procedimiento general_RobertoCahuare_SIM_5ISCM.docx
@@ -2810,7 +2810,7 @@
           <w:sz w:val="28"/>
         </w:rPr>
         <w:lastRenderedPageBreak/>
-        <w:t>FUENTES DE CONSULTA</w:t>
+        <w:t>FUENTES DE INFORMACIÓN</w:t>
       </w:r>
       <w:bookmarkStart w:id="0" w:name="_GoBack"/>
       <w:bookmarkEnd w:id="0"/>
